--- a/zaini_case_audit_output/outputs/word/documents/178_تفاصيل شكوى المجلس الأعلى.docx
+++ b/zaini_case_audit_output/outputs/word/documents/178_تفاصيل شكوى المجلس الأعلى.docx
@@ -702,13 +702,13 @@
           <w:b w:val="0"/>
           <w:i w:val="0"/>
         </w:rPr>
-        <w:t>&lt;https://portal.scj.gov.sa/&gt;</w:t>
+        <w:t xml:space="preserve">&lt;https://portal.scj.gov.sa/&gt;   </w:t>
         <w:br/>
-        <w:t xml:space="preserve">   &lt;https://complaints.scj.gov.sa/crequest&gt;</w:t>
+        <w:t xml:space="preserve">&lt;https://complaints.scj.gov.sa/crequest&gt;   </w:t>
         <w:br/>
-        <w:t xml:space="preserve">   &lt;https://portal.scj.gov.sa/&gt;</w:t>
+        <w:t xml:space="preserve">&lt;https://portal.scj.gov.sa/&gt;   </w:t>
         <w:br/>
-        <w:t xml:space="preserve">   &lt;https://complaints.scj.gov.sa/crequest&gt;</w:t>
+        <w:t>&lt;https://complaints.scj.gov.sa/crequest&gt;</w:t>
       </w:r>
     </w:p>
     <w:sectPr>

--- a/zaini_case_audit_output/outputs/word/documents/178_تفاصيل شكوى المجلس الأعلى.docx
+++ b/zaini_case_audit_output/outputs/word/documents/178_تفاصيل شكوى المجلس الأعلى.docx
@@ -91,7 +91,7 @@
           <w:b w:val="0"/>
           <w:i w:val="0"/>
         </w:rPr>
-        <w:t>اسم العائلة</w:t>
+        <w:t>ةلئاعلا مسا</w:t>
       </w:r>
     </w:p>
     <w:p>
@@ -104,7 +104,7 @@
           <w:b w:val="0"/>
           <w:i w:val="0"/>
         </w:rPr>
-        <w:t>اسم الجد</w:t>
+        <w:t>دجلا مسا</w:t>
       </w:r>
     </w:p>
     <w:p>
@@ -117,7 +117,7 @@
           <w:b w:val="0"/>
           <w:i w:val="0"/>
         </w:rPr>
-        <w:t>اسم األب</w:t>
+        <w:t>بلأا مسا</w:t>
       </w:r>
     </w:p>
     <w:p>
@@ -130,7 +130,7 @@
           <w:b w:val="0"/>
           <w:i w:val="0"/>
         </w:rPr>
-        <w:t>مرحبا أسامه بن احمد بن عباس زيني خدمة الشكوى اإللكترونية االسم األول</w:t>
+        <w:t>لولأا مسلاا ةينورتكللإا ىوكشلا ةمدخ ينيز سابع نب دمحا نب هماسأ ابحرم</w:t>
       </w:r>
     </w:p>
     <w:p>
@@ -156,7 +156,7 @@
           <w:b w:val="0"/>
           <w:i w:val="0"/>
         </w:rPr>
-        <w:t>بن عباس</w:t>
+        <w:t>سابع نب</w:t>
       </w:r>
     </w:p>
     <w:p>
@@ -182,7 +182,7 @@
           <w:b w:val="0"/>
           <w:i w:val="0"/>
         </w:rPr>
-        <w:t>أسامه</w:t>
+        <w:t>هماسأ</w:t>
       </w:r>
     </w:p>
     <w:p>
@@ -208,7 +208,7 @@
           <w:b w:val="0"/>
           <w:i w:val="0"/>
         </w:rPr>
-        <w:t>الجنسية</w:t>
+        <w:t>ةيسنجلا</w:t>
       </w:r>
     </w:p>
     <w:p>
@@ -221,7 +221,7 @@
           <w:b w:val="0"/>
           <w:i w:val="0"/>
         </w:rPr>
-        <w:t>رقم الجوال</w:t>
+        <w:t>لاوجلا مقر</w:t>
       </w:r>
     </w:p>
     <w:p>
@@ -247,7 +247,7 @@
           <w:b w:val="0"/>
           <w:i w:val="0"/>
         </w:rPr>
-        <w:t>أصالة عن نفسه</w:t>
+        <w:t>هسفن نع ةلاصأ</w:t>
       </w:r>
     </w:p>
     <w:p>
@@ -260,7 +260,7 @@
           <w:b w:val="0"/>
           <w:i w:val="0"/>
         </w:rPr>
-        <w:t>المملكة العربية السعودية</w:t>
+        <w:t>ةيدوعسلا ةيبرعلا ةكلمملا</w:t>
       </w:r>
     </w:p>
     <w:p>
@@ -299,7 +299,7 @@
           <w:b w:val="0"/>
           <w:i w:val="0"/>
         </w:rPr>
-        <w:t>تفاصيل القضية</w:t>
+        <w:t>ةيضقلا ليصافت</w:t>
       </w:r>
     </w:p>
     <w:p>
@@ -312,7 +312,7 @@
           <w:b w:val="0"/>
           <w:i w:val="0"/>
         </w:rPr>
-        <w:t>المحكمة / الدائرة</w:t>
+        <w:t>ةرئادلا / ةمكحملا</w:t>
       </w:r>
     </w:p>
     <w:p>
@@ -325,7 +325,7 @@
           <w:b w:val="0"/>
           <w:i w:val="0"/>
         </w:rPr>
-        <w:t>نوع القضية</w:t>
+        <w:t>ةيضقلا عون</w:t>
       </w:r>
     </w:p>
     <w:p>
@@ -338,7 +338,7 @@
           <w:b w:val="0"/>
           <w:i w:val="0"/>
         </w:rPr>
-        <w:t>الدائرة االولى</w:t>
+        <w:t>ىلولاا ةرئادلا</w:t>
       </w:r>
     </w:p>
     <w:p>
@@ -351,7 +351,7 @@
           <w:b w:val="0"/>
           <w:i w:val="0"/>
         </w:rPr>
-        <w:t>سنة القضية</w:t>
+        <w:t>ةيضقلا ةنس</w:t>
       </w:r>
     </w:p>
     <w:p>
@@ -364,7 +364,7 @@
           <w:b w:val="0"/>
           <w:i w:val="0"/>
         </w:rPr>
-        <w:t>رقم القضية</w:t>
+        <w:t>ةيضقلا مقر</w:t>
       </w:r>
     </w:p>
     <w:p>
@@ -403,7 +403,7 @@
           <w:b w:val="0"/>
           <w:i w:val="0"/>
         </w:rPr>
-        <w:t>تفاصيل الشكوى</w:t>
+        <w:t>ىوكشلا ليصافت</w:t>
       </w:r>
     </w:p>
     <w:p>
@@ -416,7 +416,7 @@
           <w:b w:val="0"/>
           <w:i w:val="0"/>
         </w:rPr>
-        <w:t>محل الشكوى</w:t>
+        <w:t>ىوكشلا لحم</w:t>
       </w:r>
     </w:p>
     <w:p>
@@ -429,7 +429,7 @@
           <w:b w:val="0"/>
           <w:i w:val="0"/>
         </w:rPr>
-        <w:t>تتعلق بدائرة بالمحكمة</w:t>
+        <w:t>ةمكحملاب ةرئادب قلعتت</w:t>
       </w:r>
     </w:p>
     <w:p>
@@ -442,7 +442,7 @@
           <w:b w:val="0"/>
           <w:i w:val="0"/>
         </w:rPr>
-        <w:t>تفاصيل الشكوى</w:t>
+        <w:t>ىوكشلا ليصافت</w:t>
       </w:r>
     </w:p>
     <w:p>
@@ -481,7 +481,7 @@
           <w:b w:val="0"/>
           <w:i w:val="0"/>
         </w:rPr>
-        <w:t>القضية رقم ( 42824717) أتقدم بشكواي ھذه لمعاليكم الكريم ،حيث تعرضت لظلم كبير بسبب عدم قيام دائرة االستئناف الثانية بالمحكمة التجارية بجدة بدورھا</w:t>
+        <w:t>اھرودب ةدجب ةيراجتلا ةمكحملاب ةيناثلا فانئتسلاا ةرئاد مايق مدع ببسب ريبك ملظل تضرعت ثيح، ميركلا مكيلاعمل هذھ ياوكشب مدقتأ (42824717 ) مقر ةيضقلا</w:t>
       </w:r>
     </w:p>
     <w:p>
@@ -507,7 +507,7 @@
           <w:b w:val="0"/>
           <w:i w:val="0"/>
         </w:rPr>
-        <w:t>درجة، وجاء حكمھا أشبه بالقضاء بالعلم الشخصي، في غياب واضح إلعمال نظام اإلثبات ونظام المحاكم التجارية، مما ترتب عليه تمكين خصمي من االستيالء</w:t>
+        <w:t>ءلايتسلاا نم يمصخ نيكمت هيلع بترت امم ،ةيراجتلا مكاحملا ماظنو تابثلإا ماظن لامعلإ حضاو بايغ يف ،يصخشلا ملعلاب ءاضقلاب هبشأ اھمكح ءاجو ،ةجرد</w:t>
       </w:r>
     </w:p>
     <w:p>
@@ -533,7 +533,7 @@
           <w:b w:val="0"/>
           <w:i w:val="0"/>
         </w:rPr>
-        <w:t>النظام و الشريعة اإلسالمية و للمستقر عليه من مبادئ قضائية. وبالنظر لحكم االستئناف واألسباب التي بني عليھا يالحظ معاليكم أن أصحاب الفضيلة لم يشبعوا</w:t>
+        <w:t>اوعبشي مل ةليضفلا باحصأ نأ مكيلاعم ظحلاي اھيلع ينب يتلا بابسلأاو فانئتسلاا مكحل رظنلابو .ةيئاضق ئدابم نم هيلع رقتسملل و ةيملاسلإا ةعيرشلا و ماظنلا</w:t>
       </w:r>
     </w:p>
     <w:p>
@@ -546,7 +546,7 @@
           <w:b w:val="0"/>
           <w:i w:val="0"/>
         </w:rPr>
-        <w:t>القضية بحثا واستقصاء ولم ينظروا لحجم الضرر الواقع علي وكان في ھذا الحكم –إعانة للظالم على ظلمه وإھدار حقوق اآلدميين – سيما وقد أرفقت البينات</w:t>
+        <w:t>تانيبلا تقفرأ دقو اميس – نييمدلآا قوقح رادھإو هملظ ىلع ملاظلل ةناعإ– مكحلا اذھ يف ناكو يلع عقاولا ررضلا مجحل اورظني ملو ءاصقتساو اثحب ةيضقلا</w:t>
       </w:r>
     </w:p>
     <w:p>
@@ -559,7 +559,7 @@
           <w:b w:val="0"/>
           <w:i w:val="0"/>
         </w:rPr>
-        <w:t>والمستندات الموثقة التي تؤكد صحة البيع وانتفاء الغبن، ومن أھم مواطن الخلل -الذي عاب على حكم االستئناف الصادر بناء على تحيز وعدم حياد ترتب عليه</w:t>
+        <w:t>هيلع بترت دايح مدعو زيحت ىلع ءانب رداصلا فانئتسلاا مكح ىلع باع يذلا- للخلا نطاوم مھأ نمو ،نبغلا ءافتناو عيبلا ةحص دكؤت يتلا ةقثوملا تادنتسملاو</w:t>
       </w:r>
     </w:p>
     <w:p>
@@ -572,7 +572,7 @@
           <w:b w:val="0"/>
           <w:i w:val="0"/>
         </w:rPr>
-        <w:t>ضرر عظيم وظلم متحقق. كما نشير أن تفاصيل الشكوى مفصلة بالخطاب المرفق ، ونظرا لمحدودية المساحة المسموح بھا للكتابة في الموقع تم اختصار</w:t>
+        <w:t>راصتخا مت عقوملا يف ةباتكلل اھب حومسملا ةحاسملا ةيدودحمل ارظنو ، قفرملا باطخلاب ةلصفم ىوكشلا ليصافت نأ ريشن امك .ققحتم ملظو ميظع ررض</w:t>
       </w:r>
     </w:p>
     <w:p>
@@ -585,7 +585,7 @@
           <w:b w:val="0"/>
           <w:i w:val="0"/>
         </w:rPr>
-        <w:t>الشكوى.</w:t>
+        <w:t>.ىوكشلا</w:t>
       </w:r>
     </w:p>
     <w:p>
@@ -598,7 +598,7 @@
           <w:b w:val="0"/>
           <w:i w:val="0"/>
         </w:rPr>
-        <w:t>طلبات المشتكي</w:t>
+        <w:t>يكتشملا تابلط</w:t>
       </w:r>
     </w:p>
     <w:p>
@@ -611,7 +611,7 @@
           <w:b w:val="0"/>
           <w:i w:val="0"/>
         </w:rPr>
-        <w:t>بناء على ما سبق أعاله ألتمس من معاليكم التوجيه بإحالة خطابي ھذا للمحكمة العليا لدراسته وتحويل ملف القضية كامال لدائرة استئناف أخرى لما شاب الحكم</w:t>
+        <w:t>مكحلا باش امل ىرخأ فانئتسا ةرئادل لاماك ةيضقلا فلم ليوحتو هتساردل ايلعلا ةمكحملل اذھ يباطخ ةلاحإب هيجوتلا مكيلاعم نم سمتلأ هلاعأ قبس ام ىلع ءانب</w:t>
       </w:r>
     </w:p>
     <w:p>
@@ -637,7 +637,7 @@
           <w:b w:val="0"/>
           <w:i w:val="0"/>
         </w:rPr>
-        <w:t>جميع الحقوق © محفوظة للمجلس األعلى للقضاء 2023</w:t>
+        <w:t>2023 ءاضقلل ىلعلأا سلجملل ةظوفحم © قوقحلا عيمج</w:t>
       </w:r>
     </w:p>
     <w:p>
@@ -650,7 +650,7 @@
           <w:b w:val="0"/>
           <w:i w:val="0"/>
         </w:rPr>
-        <w:t>المرفقات</w:t>
+        <w:t>تاقفرملا</w:t>
       </w:r>
     </w:p>
     <w:p>

--- a/zaini_case_audit_output/outputs/word/documents/178_تفاصيل شكوى المجلس الأعلى.docx
+++ b/zaini_case_audit_output/outputs/word/documents/178_تفاصيل شكوى المجلس الأعلى.docx
@@ -247,7 +247,7 @@
           <w:b w:val="0"/>
           <w:i w:val="0"/>
         </w:rPr>
-        <w:t>هسفن نع ةلاصأ</w:t>
+        <w:t>أصالة عن نفسه</w:t>
       </w:r>
     </w:p>
     <w:p>
@@ -260,7 +260,7 @@
           <w:b w:val="0"/>
           <w:i w:val="0"/>
         </w:rPr>
-        <w:t>ةيدوعسلا ةيبرعلا ةكلمملا</w:t>
+        <w:t>المملكة العربية السعودية</w:t>
       </w:r>
     </w:p>
     <w:p>
@@ -364,7 +364,7 @@
           <w:b w:val="0"/>
           <w:i w:val="0"/>
         </w:rPr>
-        <w:t>ةيضقلا مقر</w:t>
+        <w:t>رقم القضية</w:t>
       </w:r>
     </w:p>
     <w:p>
@@ -559,7 +559,7 @@
           <w:b w:val="0"/>
           <w:i w:val="0"/>
         </w:rPr>
-        <w:t>هيلع بترت دايح مدعو زيحت ىلع ءانب رداصلا فانئتسلاا مكح ىلع باع يذلا- للخلا نطاوم مھأ نمو ،نبغلا ءافتناو عيبلا ةحص دكؤت يتلا ةقثوملا تادنتسملاو</w:t>
+        <w:t>والمستندات الموثقة التي تؤكد صحة البيع وانتفاء الغبن، ومن أھم مواطن الخلل -الذي عاب على حكم االستئناف الصادر بناء على تحيز وعدم حياد ترتب عليه</w:t>
       </w:r>
     </w:p>
     <w:p>
@@ -611,7 +611,7 @@
           <w:b w:val="0"/>
           <w:i w:val="0"/>
         </w:rPr>
-        <w:t>مكحلا باش امل ىرخأ فانئتسا ةرئادل لاماك ةيضقلا فلم ليوحتو هتساردل ايلعلا ةمكحملل اذھ يباطخ ةلاحإب هيجوتلا مكيلاعم نم سمتلأ هلاعأ قبس ام ىلع ءانب</w:t>
+        <w:t>بناء على ما سبق أعاله ألتمس من معاليكم التوجيه بإحالة خطابي ھذا للمحكمة العليا لدراسته وتحويل ملف القضية كامال لدائرة استئناف أخرى لما شاب الحكم</w:t>
       </w:r>
     </w:p>
     <w:p>

--- a/zaini_case_audit_output/outputs/word/documents/178_تفاصيل شكوى المجلس الأعلى.docx
+++ b/zaini_case_audit_output/outputs/word/documents/178_تفاصيل شكوى المجلس الأعلى.docx
@@ -70,14 +70,13 @@
     <w:p/>
     <w:p>
       <w:pPr>
+        <w:pStyle w:val="Heading2"/>
         <w:jc w:val="right"/>
         <w:bidi/>
       </w:pPr>
       <w:r>
-        <w:rPr>
-          <w:b w:val="0"/>
-          <w:i w:val="0"/>
-        </w:rPr>
+        <w:t>[المتن الفعلي: الوقائع / الأسباب / المنطوق] ===</w:t>
+        <w:br/>
         <w:t>بيانات مقدم لشكوى</w:t>
       </w:r>
     </w:p>
@@ -130,7 +129,7 @@
           <w:b w:val="0"/>
           <w:i w:val="0"/>
         </w:rPr>
-        <w:t>لولأا مسلاا ةينورتكللإا ىوكشلا ةمدخ ينيز سابع نب دمحا نب هماسأ ابحرم</w:t>
+        <w:t>مرحبا أسامه بن احمد بن عباس زيني خدمة الشكوى اإللكترونية االسم األول</w:t>
       </w:r>
     </w:p>
     <w:p>
@@ -226,14 +225,13 @@
     </w:p>
     <w:p>
       <w:pPr>
+        <w:pStyle w:val="Heading2"/>
         <w:jc w:val="right"/>
         <w:bidi/>
       </w:pPr>
       <w:r>
-        <w:rPr>
-          <w:b w:val="0"/>
-          <w:i w:val="0"/>
-        </w:rPr>
+        <w:t>[بيانات الأطراف: المدعي / المدعى عليه / الحاضرون] ===</w:t>
+        <w:br/>
         <w:t>رقم الهوية</w:t>
       </w:r>
     </w:p>
@@ -265,14 +263,13 @@
     </w:p>
     <w:p>
       <w:pPr>
+        <w:pStyle w:val="Heading2"/>
         <w:jc w:val="right"/>
         <w:bidi/>
       </w:pPr>
       <w:r>
-        <w:rPr>
-          <w:b w:val="0"/>
-          <w:i w:val="0"/>
-        </w:rPr>
+        <w:t>[المتن الفعلي: الوقائع / الأسباب / المنطوق] ===</w:t>
+        <w:br/>
         <w:t>0556355663</w:t>
       </w:r>
     </w:p>
@@ -403,7 +400,7 @@
           <w:b w:val="0"/>
           <w:i w:val="0"/>
         </w:rPr>
-        <w:t>ىوكشلا ليصافت</w:t>
+        <w:t>تفاصيل الشكوى</w:t>
       </w:r>
     </w:p>
     <w:p>
@@ -416,7 +413,7 @@
           <w:b w:val="0"/>
           <w:i w:val="0"/>
         </w:rPr>
-        <w:t>ىوكشلا لحم</w:t>
+        <w:t>محل الشكوى</w:t>
       </w:r>
     </w:p>
     <w:p>
@@ -442,7 +439,7 @@
           <w:b w:val="0"/>
           <w:i w:val="0"/>
         </w:rPr>
-        <w:t>ىوكشلا ليصافت</w:t>
+        <w:t>تفاصيل الشكوى</w:t>
       </w:r>
     </w:p>
     <w:p>
@@ -572,7 +569,7 @@
           <w:b w:val="0"/>
           <w:i w:val="0"/>
         </w:rPr>
-        <w:t>راصتخا مت عقوملا يف ةباتكلل اھب حومسملا ةحاسملا ةيدودحمل ارظنو ، قفرملا باطخلاب ةلصفم ىوكشلا ليصافت نأ ريشن امك .ققحتم ملظو ميظع ررض</w:t>
+        <w:t>ضرر عظيم وظلم متحقق. كما نشير أن تفاصيل الشكوى مفصلة بالخطاب المرفق ، ونظرا لمحدودية المساحة المسموح بھا للكتابة في الموقع تم اختصار</w:t>
       </w:r>
     </w:p>
     <w:p>
@@ -585,7 +582,7 @@
           <w:b w:val="0"/>
           <w:i w:val="0"/>
         </w:rPr>
-        <w:t>.ىوكشلا</w:t>
+        <w:t>الشكوى.</w:t>
       </w:r>
     </w:p>
     <w:p>
@@ -603,27 +600,25 @@
     </w:p>
     <w:p>
       <w:pPr>
+        <w:pStyle w:val="Heading2"/>
         <w:jc w:val="right"/>
         <w:bidi/>
       </w:pPr>
       <w:r>
-        <w:rPr>
-          <w:b w:val="0"/>
-          <w:i w:val="0"/>
-        </w:rPr>
+        <w:t>[الطلبات / المرفقات] ===</w:t>
+        <w:br/>
         <w:t>بناء على ما سبق أعاله ألتمس من معاليكم التوجيه بإحالة خطابي ھذا للمحكمة العليا لدراسته وتحويل ملف القضية كامال لدائرة استئناف أخرى لما شاب الحكم</w:t>
       </w:r>
     </w:p>
     <w:p>
       <w:pPr>
+        <w:pStyle w:val="Heading2"/>
         <w:jc w:val="right"/>
         <w:bidi/>
       </w:pPr>
       <w:r>
-        <w:rPr>
-          <w:b w:val="0"/>
-          <w:i w:val="0"/>
-        </w:rPr>
+        <w:t>[المتن الفعلي: الوقائع / الأسباب / المنطوق] ===</w:t>
+        <w:br/>
         <w:t>مرحبا أسامه بن احمد بن عباس زيني خدمة الشكوى اإللكترونية من مخالفات شرعية، وتوجيه المحكمة العليا باتخاذ قرارھا بوقف تنفيذ الحكم وإلغاء كافة آثاره ورفع إيقاف الخدمات عني لحين إعادة الفصل في القضية.</w:t>
       </w:r>
     </w:p>
@@ -655,27 +650,25 @@
     </w:p>
     <w:p>
       <w:pPr>
+        <w:pStyle w:val="Heading2"/>
         <w:jc w:val="right"/>
         <w:bidi/>
       </w:pPr>
       <w:r>
-        <w:rPr>
-          <w:b w:val="0"/>
-          <w:i w:val="0"/>
-        </w:rPr>
-        <w:t>3 ملحق تنازل عدنان ... 2 صك حكم نهائي من د... 1 شكوى أسامة أحمد... #\ اسم الملف</w:t>
+        <w:t>[بيانات الأطراف: المدعي / المدعى عليه / الحاضرون] ===</w:t>
+        <w:br/>
+        <w:t xml:space="preserve"> 3 ملحق تنازل عدنان ... 2 صك حكم نهائي من د... 1 شكوى أسامة أحمد... #\ اسم الملف</w:t>
       </w:r>
     </w:p>
     <w:p>
       <w:pPr>
+        <w:pStyle w:val="Heading2"/>
         <w:jc w:val="right"/>
         <w:bidi/>
       </w:pPr>
       <w:r>
-        <w:rPr>
-          <w:b w:val="0"/>
-          <w:i w:val="0"/>
-        </w:rPr>
+        <w:t>[المتن الفعلي: الوقائع / الأسباب / المنطوق] ===</w:t>
+        <w:br/>
         <w:t>ملحق تنازل عدنان ...</w:t>
       </w:r>
     </w:p>
@@ -702,11 +695,11 @@
           <w:b w:val="0"/>
           <w:i w:val="0"/>
         </w:rPr>
-        <w:t xml:space="preserve">&lt;https://portal.scj.gov.sa/&gt;   </w:t>
+        <w:t>&lt;https://portal.scj.gov.sa/&gt;</w:t>
         <w:br/>
-        <w:t xml:space="preserve">&lt;https://complaints.scj.gov.sa/crequest&gt;   </w:t>
+        <w:t>&lt;https://complaints.scj.gov.sa/crequest&gt;</w:t>
         <w:br/>
-        <w:t xml:space="preserve">&lt;https://portal.scj.gov.sa/&gt;   </w:t>
+        <w:t>&lt;https://portal.scj.gov.sa/&gt;</w:t>
         <w:br/>
         <w:t>&lt;https://complaints.scj.gov.sa/crequest&gt;</w:t>
       </w:r>

--- a/zaini_case_audit_output/outputs/word/documents/178_تفاصيل شكوى المجلس الأعلى.docx
+++ b/zaini_case_audit_output/outputs/word/documents/178_تفاصيل شكوى المجلس الأعلى.docx
@@ -199,15 +199,14 @@
     </w:p>
     <w:p>
       <w:pPr>
+        <w:pStyle w:val="Heading2"/>
         <w:jc w:val="right"/>
         <w:bidi/>
       </w:pPr>
       <w:r>
-        <w:rPr>
-          <w:b w:val="0"/>
-          <w:i w:val="0"/>
-        </w:rPr>
-        <w:t>ةيسنجلا</w:t>
+        <w:t>[بيانات الأطراف: المدعي / المدعى عليه / الحاضرون] ===</w:t>
+        <w:br/>
+        <w:t>الجنسية</w:t>
       </w:r>
     </w:p>
     <w:p>
@@ -220,18 +219,19 @@
           <w:b w:val="0"/>
           <w:i w:val="0"/>
         </w:rPr>
-        <w:t>لاوجلا مقر</w:t>
+        <w:t>رقم الجوال</w:t>
       </w:r>
     </w:p>
     <w:p>
       <w:pPr>
-        <w:pStyle w:val="Heading2"/>
         <w:jc w:val="right"/>
         <w:bidi/>
       </w:pPr>
       <w:r>
-        <w:t>[بيانات الأطراف: المدعي / المدعى عليه / الحاضرون] ===</w:t>
-        <w:br/>
+        <w:rPr>
+          <w:b w:val="0"/>
+          <w:i w:val="0"/>
+        </w:rPr>
         <w:t>رقم الهوية</w:t>
       </w:r>
     </w:p>
@@ -296,7 +296,7 @@
           <w:b w:val="0"/>
           <w:i w:val="0"/>
         </w:rPr>
-        <w:t>ةيضقلا ليصافت</w:t>
+        <w:t>تفاصيل القضية</w:t>
       </w:r>
     </w:p>
     <w:p>
@@ -309,7 +309,7 @@
           <w:b w:val="0"/>
           <w:i w:val="0"/>
         </w:rPr>
-        <w:t>ةرئادلا / ةمكحملا</w:t>
+        <w:t>المحكمة / الدائرة</w:t>
       </w:r>
     </w:p>
     <w:p>
@@ -322,7 +322,7 @@
           <w:b w:val="0"/>
           <w:i w:val="0"/>
         </w:rPr>
-        <w:t>ةيضقلا عون</w:t>
+        <w:t>نوع القضية</w:t>
       </w:r>
     </w:p>
     <w:p>
@@ -348,7 +348,7 @@
           <w:b w:val="0"/>
           <w:i w:val="0"/>
         </w:rPr>
-        <w:t>ةيضقلا ةنس</w:t>
+        <w:t>سنة القضية</w:t>
       </w:r>
     </w:p>
     <w:p>
@@ -426,7 +426,7 @@
           <w:b w:val="0"/>
           <w:i w:val="0"/>
         </w:rPr>
-        <w:t>ةمكحملاب ةرئادب قلعتت</w:t>
+        <w:t>تتعلق بدائرة بالمحكمة</w:t>
       </w:r>
     </w:p>
     <w:p>
@@ -478,7 +478,7 @@
           <w:b w:val="0"/>
           <w:i w:val="0"/>
         </w:rPr>
-        <w:t>اھرودب ةدجب ةيراجتلا ةمكحملاب ةيناثلا فانئتسلاا ةرئاد مايق مدع ببسب ريبك ملظل تضرعت ثيح، ميركلا مكيلاعمل هذھ ياوكشب مدقتأ (42824717 ) مقر ةيضقلا</w:t>
+        <w:t>القضية رقم ( 42824717) أتقدم بشكواي ھذه لمعاليكم الكريم ،حيث تعرضت لظلم كبير بسبب عدم قيام دائرة االستئناف الثانية بالمحكمة التجارية بجدة بدورھا</w:t>
       </w:r>
     </w:p>
     <w:p>
@@ -504,7 +504,7 @@
           <w:b w:val="0"/>
           <w:i w:val="0"/>
         </w:rPr>
-        <w:t>ءلايتسلاا نم يمصخ نيكمت هيلع بترت امم ،ةيراجتلا مكاحملا ماظنو تابثلإا ماظن لامعلإ حضاو بايغ يف ،يصخشلا ملعلاب ءاضقلاب هبشأ اھمكح ءاجو ،ةجرد</w:t>
+        <w:t>درجة، وجاء حكمھا أشبه بالقضاء بالعلم الشخصي، في غياب واضح إلعمال نظام اإلثبات ونظام المحاكم التجارية، مما ترتب عليه تمكين خصمي من االستيالء</w:t>
       </w:r>
     </w:p>
     <w:p>
@@ -530,7 +530,7 @@
           <w:b w:val="0"/>
           <w:i w:val="0"/>
         </w:rPr>
-        <w:t>اوعبشي مل ةليضفلا باحصأ نأ مكيلاعم ظحلاي اھيلع ينب يتلا بابسلأاو فانئتسلاا مكحل رظنلابو .ةيئاضق ئدابم نم هيلع رقتسملل و ةيملاسلإا ةعيرشلا و ماظنلا</w:t>
+        <w:t>النظام و الشريعة اإلسالمية و للمستقر عليه من مبادئ قضائية. وبالنظر لحكم االستئناف واألسباب التي بني عليھا يالحظ معاليكم أن أصحاب الفضيلة لم يشبعوا</w:t>
       </w:r>
     </w:p>
     <w:p>
@@ -543,7 +543,7 @@
           <w:b w:val="0"/>
           <w:i w:val="0"/>
         </w:rPr>
-        <w:t>تانيبلا تقفرأ دقو اميس – نييمدلآا قوقح رادھإو هملظ ىلع ملاظلل ةناعإ– مكحلا اذھ يف ناكو يلع عقاولا ررضلا مجحل اورظني ملو ءاصقتساو اثحب ةيضقلا</w:t>
+        <w:t>القضية بحثا واستقصاء ولم ينظروا لحجم الضرر الواقع علي وكان في ھذا الحكم –إعانة للظالم على ظلمه وإھدار حقوق اآلدميين – سيما وقد أرفقت البينات</w:t>
       </w:r>
     </w:p>
     <w:p>
@@ -632,20 +632,19 @@
           <w:b w:val="0"/>
           <w:i w:val="0"/>
         </w:rPr>
-        <w:t>2023 ءاضقلل ىلعلأا سلجملل ةظوفحم © قوقحلا عيمج</w:t>
+        <w:t>جميع الحقوق © محفوظة للمجلس األعلى للقضاء 2023</w:t>
       </w:r>
     </w:p>
     <w:p>
       <w:pPr>
+        <w:pStyle w:val="Heading2"/>
         <w:jc w:val="right"/>
         <w:bidi/>
       </w:pPr>
       <w:r>
-        <w:rPr>
-          <w:b w:val="0"/>
-          <w:i w:val="0"/>
-        </w:rPr>
-        <w:t>تاقفرملا</w:t>
+        <w:t>[الطلبات / المرفقات] ===</w:t>
+        <w:br/>
+        <w:t>المرفقات</w:t>
       </w:r>
     </w:p>
     <w:p>

--- a/zaini_case_audit_output/outputs/word/documents/178_تفاصيل شكوى المجلس الأعلى.docx
+++ b/zaini_case_audit_output/outputs/word/documents/178_تفاصيل شكوى المجلس الأعلى.docx
@@ -155,7 +155,7 @@
           <w:b w:val="0"/>
           <w:i w:val="0"/>
         </w:rPr>
-        <w:t>سابع نب</w:t>
+        <w:t>بن عباس</w:t>
       </w:r>
     </w:p>
     <w:p>
@@ -181,7 +181,7 @@
           <w:b w:val="0"/>
           <w:i w:val="0"/>
         </w:rPr>
-        <w:t>هماسأ</w:t>
+        <w:t>أسامه</w:t>
       </w:r>
     </w:p>
     <w:p>
@@ -335,7 +335,7 @@
           <w:b w:val="0"/>
           <w:i w:val="0"/>
         </w:rPr>
-        <w:t>ىلولاا ةرئادلا</w:t>
+        <w:t>الدائرة االولى</w:t>
       </w:r>
     </w:p>
     <w:p>
